--- a/Vaka Çalışması.docx
+++ b/Vaka Çalışması.docx
@@ -75,7 +75,13 @@
         </w:numPr>
       </w:pPr>
       <w:r>
-        <w:t>Not Widgetlerinde notu kaydetmek için çıkış okunu kullanmak gerekiyordu. Bu kısmı değiştirerek uygulamanın altına Kaydet butonu eklendi. (Ekran görüntülerini burada bulabilirsiniz. Ayrıca uygulamanın çalışır halini githubdan indirip çalıştırabilirsiniz.)</w:t>
+        <w:t xml:space="preserve">Not Widgetlerinde notu kaydetmek için çıkış okunu kullanmak gerekiyordu. Bu kısmı değiştirerek uygulamanın altına Kaydet butonu eklendi. (uygulamanın çalışır halini githubdan indirip </w:t>
+      </w:r>
+      <w:r>
+        <w:t>test edebilirsiniz</w:t>
+      </w:r>
+      <w:r>
+        <w:t>.)</w:t>
       </w:r>
     </w:p>
     <w:p>
@@ -88,6 +94,9 @@
       </w:pPr>
       <w:r>
         <w:t>AI Planer sorununu düzelttim.</w:t>
+      </w:r>
+      <w:r>
+        <w:t xml:space="preserve"> (Kendi geliştirdiğim test uygulamasında bu sorun yok.)</w:t>
       </w:r>
     </w:p>
     <w:p>
